--- a/testakten/wandeldarlehen-beispielcase/Wandlungserklaerung-Muster.docx
+++ b/testakten/wandeldarlehen-beispielcase/Wandlungserklaerung-Muster.docx
@@ -8,12 +8,10 @@
       </w:pPr>
       <w:r>
         <w:rPr>
-          <w:rFonts w:ascii="Calibri" w:hAnsi="Calibri"/>
           <w:b/>
-          <w:color w:val="1B474D"/>
-          <w:sz w:val="36"/>
+          <w:sz w:val="28"/>
         </w:rPr>
-        <w:t>WANDLUNGSERKLAERUNG</w:t>
+        <w:t>AUSÜBUNGSERKLÄRUNG WANDLUNGSOPTION</w:t>
       </w:r>
     </w:p>
     <w:p>
@@ -22,389 +20,381 @@
       </w:pPr>
       <w:r>
         <w:rPr>
-          <w:rFonts w:ascii="Calibri" w:hAnsi="Calibri"/>
           <w:i/>
-          <w:color w:val="7A7974"/>
+          <w:sz w:val="20"/>
+        </w:rPr>
+        <w:t>(Wandeldarlehensvertrag vom 22. Mai 2026)</w:t>
+      </w:r>
+    </w:p>
+    <w:p/>
+    <w:p>
+      <w:r>
+        <w:rPr>
+          <w:b/>
           <w:sz w:val="22"/>
         </w:rPr>
-        <w:t>(gem. SS 8 des Wandeldarlehensvertrags vom 01.07.2024)</w:t>
+        <w:t>Absender</w:t>
+      </w:r>
+    </w:p>
+    <w:p>
+      <w:pPr>
+        <w:spacing w:after="40"/>
+      </w:pPr>
+      <w:r>
+        <w:t>Northstar Pre-Seed Partners GmbH &amp; Co. KG</w:t>
+      </w:r>
+    </w:p>
+    <w:p>
+      <w:pPr>
+        <w:spacing w:after="40"/>
+      </w:pPr>
+      <w:r>
+        <w:t>Venture-Allee 1, 60329 Frankfurt am Main</w:t>
+      </w:r>
+    </w:p>
+    <w:p>
+      <w:pPr>
+        <w:spacing w:after="40"/>
+      </w:pPr>
+      <w:r>
+        <w:t>vertreten durch ihre Komplementärin Northstar Management GmbH,</w:t>
+      </w:r>
+    </w:p>
+    <w:p>
+      <w:pPr>
+        <w:spacing w:after="40"/>
+      </w:pPr>
+      <w:r>
+        <w:t>diese vertreten durch ihren Geschäftsführer Henrik Brendelmann</w:t>
+      </w:r>
+    </w:p>
+    <w:p>
+      <w:pPr>
+        <w:spacing w:after="40"/>
+      </w:pPr>
+      <w:r>
+        <w:t>E-Mail: investments@northstar-partners.example</w:t>
+      </w:r>
+    </w:p>
+    <w:p/>
+    <w:p>
+      <w:r>
+        <w:rPr>
+          <w:b/>
+          <w:sz w:val="22"/>
+        </w:rPr>
+        <w:t>Empfänger</w:t>
+      </w:r>
+    </w:p>
+    <w:p>
+      <w:pPr>
+        <w:spacing w:after="40"/>
+      </w:pPr>
+      <w:r>
+        <w:t>Sonnenglas Solartechnologie UG (haftungsbeschränkt)</w:t>
+      </w:r>
+    </w:p>
+    <w:p>
+      <w:pPr>
+        <w:spacing w:after="40"/>
+      </w:pPr>
+      <w:r>
+        <w:t>Musterstraße 12, 10115 Berlin</w:t>
+      </w:r>
+    </w:p>
+    <w:p>
+      <w:pPr>
+        <w:spacing w:after="40"/>
+      </w:pPr>
+      <w:r>
+        <w:t>zu Händen der Geschäftsführerin Dr. Mira Schoeneck</w:t>
+      </w:r>
+    </w:p>
+    <w:p>
+      <w:pPr>
+        <w:spacing w:after="40"/>
+      </w:pPr>
+      <w:r>
+        <w:t>E-Mail: mira.schoeneck@sonnenglas.example</w:t>
+      </w:r>
+    </w:p>
+    <w:p/>
+    <w:p>
+      <w:r>
+        <w:rPr>
+          <w:b/>
+          <w:sz w:val="22"/>
+        </w:rPr>
+        <w:t>Betreff</w:t>
+      </w:r>
+    </w:p>
+    <w:p>
+      <w:pPr>
+        <w:spacing w:after="40"/>
+      </w:pPr>
+      <w:r>
+        <w:t>Ausübung der Wandlungsoption gemäß § 4 des Wandeldarlehensvertrages vom 22. Mai 2026 (Wandlungsereignis: Qualified Financing „Seed-Runde 2027")</w:t>
+      </w:r>
+    </w:p>
+    <w:p/>
+    <w:p>
+      <w:r>
+        <w:rPr>
+          <w:b/>
+          <w:sz w:val="22"/>
+        </w:rPr>
+        <w:t>Sehr geehrte Frau Dr. Schoeneck,</w:t>
+      </w:r>
+    </w:p>
+    <w:p>
+      <w:pPr>
+        <w:spacing w:after="40"/>
+      </w:pPr>
+      <w:r>
+        <w:t>unter Bezugnahme auf den zwischen der Sonnenglas Solartechnologie UG (haftungsbeschränkt), Dr. Mira Schoeneck, Lina Habersaat und der Northstar Pre-Seed Partners GmbH &amp; Co. KG geschlossenen Wandeldarlehensvertrag vom 22. Mai 2026 (das „Darlehen") sowie Ihre Wandlungsmitteilung vom 14. Februar 2027 (zugegangen am 15. Februar 2027) üben wir hiermit die uns nach § 4.1 des Darlehens zustehende Wandlungsoption fristgerecht und vollumfänglich aus.</w:t>
+      </w:r>
+    </w:p>
+    <w:p/>
+    <w:p>
+      <w:r>
+        <w:rPr>
+          <w:b/>
+          <w:sz w:val="22"/>
+        </w:rPr>
+        <w:t>1. Wandlungssumme</w:t>
+      </w:r>
+    </w:p>
+    <w:p>
+      <w:pPr>
+        <w:spacing w:after="40"/>
+      </w:pPr>
+      <w:r>
+        <w:t>Wir wandeln die gesamte zum 14. Februar 2027 offene Darlehensvaluta zuzüglich aufgelaufener Zinsen:</w:t>
+      </w:r>
+    </w:p>
+    <w:p>
+      <w:pPr>
+        <w:spacing w:after="40"/>
+      </w:pPr>
+      <w:r>
+        <w:t>Darlehensvaluta:           EUR 250.000,00</w:t>
+      </w:r>
+    </w:p>
+    <w:p>
+      <w:pPr>
+        <w:spacing w:after="40"/>
+      </w:pPr>
+      <w:r>
+        <w:t>Zinsen (06.05.2026 – 14.02.2027, act/360, 6,0 % p. a.):  EUR    11.541,67</w:t>
+      </w:r>
+    </w:p>
+    <w:p>
+      <w:pPr>
+        <w:spacing w:after="40"/>
+      </w:pPr>
+      <w:r>
+        <w:t>Wandlungssumme insgesamt:  EUR 261.541,67</w:t>
+      </w:r>
+    </w:p>
+    <w:p/>
+    <w:p>
+      <w:r>
+        <w:rPr>
+          <w:b/>
+          <w:sz w:val="22"/>
+        </w:rPr>
+        <w:t>2. Wandlungspreis</w:t>
+      </w:r>
+    </w:p>
+    <w:p>
+      <w:pPr>
+        <w:spacing w:after="40"/>
+      </w:pPr>
+      <w:r>
+        <w:t>Auf Basis der mitgeteilten Konditionen der Seed-Runde 2027 (Pre-Money EUR 6.500.000; 1.000 voll verwässerte Geschäftsanteile) ergibt sich:</w:t>
+      </w:r>
+    </w:p>
+    <w:p>
+      <w:pPr>
+        <w:spacing w:after="40"/>
+      </w:pPr>
+      <w:r>
+        <w:t>Rundenpreis A:    EUR 6.500.000 / 1.000 = EUR 6.500,00</w:t>
+      </w:r>
+    </w:p>
+    <w:p>
+      <w:pPr>
+        <w:spacing w:after="40"/>
+      </w:pPr>
+      <w:r>
+        <w:t>Discount-Preis B: 0,80 × EUR 6.500.000 / 1.000 = EUR 5.200,00</w:t>
+      </w:r>
+    </w:p>
+    <w:p>
+      <w:pPr>
+        <w:spacing w:after="40"/>
+      </w:pPr>
+      <w:r>
+        <w:t>Cap-Preis C:      EUR 4.000.000 / 1.000 = EUR 4.000,00</w:t>
+      </w:r>
+    </w:p>
+    <w:p>
+      <w:pPr>
+        <w:spacing w:after="40"/>
+      </w:pPr>
+      <w:r>
+        <w:t>Wandlungspreis = MIN(A; B; C) = EUR 4.000,00 je Geschäftsanteil.</w:t>
+      </w:r>
+    </w:p>
+    <w:p/>
+    <w:p>
+      <w:r>
+        <w:rPr>
+          <w:b/>
+          <w:sz w:val="22"/>
+        </w:rPr>
+        <w:t>3. Neue Geschäftsanteile</w:t>
+      </w:r>
+    </w:p>
+    <w:p>
+      <w:pPr>
+        <w:spacing w:after="40"/>
+      </w:pPr>
+      <w:r>
+        <w:t>Wandlungssumme / Wandlungspreis = EUR 261.541,67 / EUR 4.000,00 = 65,39 Geschäftsanteile.</w:t>
+      </w:r>
+    </w:p>
+    <w:p>
+      <w:pPr>
+        <w:spacing w:after="40"/>
+      </w:pPr>
+      <w:r>
+        <w:t>Aufgerundet auf den nächsten ganzen Nennwert-Euro (§ 5 Abs. 1 GmbHG): 66 neue Geschäftsanteile zu je EUR 1,00 Nennbetrag.</w:t>
+      </w:r>
+    </w:p>
+    <w:p>
+      <w:pPr>
+        <w:spacing w:after="40"/>
+      </w:pPr>
+      <w:r>
+        <w:t>Die anteilige Spitze in Höhe von EUR 2.458,33 verbleibt als Bareinlage in der Kapitalrücklage gemäß § 272 Abs. 2 Nr. 4 HGB.</w:t>
+      </w:r>
+    </w:p>
+    <w:p/>
+    <w:p>
+      <w:r>
+        <w:rPr>
+          <w:b/>
+          <w:sz w:val="22"/>
+        </w:rPr>
+        <w:t>4. Mitwirkungspflichten</w:t>
+      </w:r>
+    </w:p>
+    <w:p>
+      <w:pPr>
+        <w:spacing w:after="40"/>
+      </w:pPr>
+      <w:r>
+        <w:t>Wir bitten Sie, unverzüglich – spätestens jedoch innerhalb von zehn (10) deutschen Bankarbeitstagen nach Zugang dieser Erklärung – eine außerordentliche Gesellschafterversammlung einzuberufen und die nach § 4.9 des Darlehens erforderlichen Beschlüsse zu fassen (Kapitalerhöhung um EUR 66, Zulassung des Darlehensgebers zur Übernahme der neuen Geschäftsanteile, Verzicht der Gesellschafterinnen auf ihre Bezugsrechte).</w:t>
+      </w:r>
+    </w:p>
+    <w:p>
+      <w:pPr>
+        <w:spacing w:after="40"/>
+      </w:pPr>
+      <w:r>
+        <w:t>Wir sind bereit, den Notartermin gemeinsam mit der zeitgleichen Seed-Runde zu legen, um Kosten zu sparen.</w:t>
+      </w:r>
+    </w:p>
+    <w:p/>
+    <w:p>
+      <w:r>
+        <w:rPr>
+          <w:b/>
+          <w:sz w:val="22"/>
+        </w:rPr>
+        <w:t>5. Anlagen</w:t>
+      </w:r>
+    </w:p>
+    <w:p>
+      <w:pPr>
+        <w:spacing w:after="40"/>
+      </w:pPr>
+      <w:r>
+        <w:t>— Anlage 1: Wandlungsmitteilung der Gesellschaft vom 14. Februar 2027</w:t>
+      </w:r>
+    </w:p>
+    <w:p>
+      <w:pPr>
+        <w:spacing w:after="40"/>
+      </w:pPr>
+      <w:r>
+        <w:t>— Anlage 2: Term Sheet Seed-Runde 2027 (auszugsweise)</w:t>
+      </w:r>
+    </w:p>
+    <w:p>
+      <w:pPr>
+        <w:spacing w:after="40"/>
+      </w:pPr>
+      <w:r>
+        <w:t>— Anlage 3: Pro-rata-Berechnung Northstar</w:t>
+      </w:r>
+    </w:p>
+    <w:p/>
+    <w:p>
+      <w:r>
+        <w:rPr>
+          <w:b/>
+          <w:sz w:val="22"/>
+        </w:rPr>
+        <w:t>Mit freundlichen Grüßen</w:t>
+      </w:r>
+    </w:p>
+    <w:p>
+      <w:pPr>
+        <w:spacing w:after="40"/>
+      </w:pPr>
+      <w:r>
+        <w:t>Frankfurt am Main, ____________________</w:t>
       </w:r>
     </w:p>
     <w:p/>
     <w:p>
       <w:pPr>
         <w:spacing w:after="40"/>
-        <w:pBdr>
-          <w:bottom w:val="single" w:sz="6" w:space="1" w:color="D4D1CA"/>
-        </w:pBdr>
       </w:pPr>
-    </w:p>
-    <w:p/>
-    <w:p>
       <w:r>
-        <w:rPr>
-          <w:rFonts w:ascii="Calibri" w:hAnsi="Calibri"/>
-          <w:b/>
-          <w:color w:val="1B474D"/>
-          <w:sz w:val="24"/>
-        </w:rPr>
-        <w:t>I. Parteien</w:t>
+        <w:t>_______________________________________</w:t>
       </w:r>
     </w:p>
     <w:p>
+      <w:pPr>
+        <w:spacing w:after="40"/>
+      </w:pPr>
       <w:r>
-        <w:rPr>
-          <w:rFonts w:ascii="Calibri" w:hAnsi="Calibri"/>
-          <w:b/>
-          <w:color w:val="28251D"/>
-          <w:sz w:val="22"/>
-        </w:rPr>
-        <w:t xml:space="preserve">Darlehensgeberin: </w:t>
-      </w:r>
-      <w:r>
-        <w:rPr>
-          <w:rFonts w:ascii="Calibri" w:hAnsi="Calibri"/>
-          <w:color w:val="28251D"/>
-          <w:sz w:val="22"/>
-        </w:rPr>
-        <w:t>Northstar Pre-Seed Partners GmbH &amp; Co. KG, HRA 99999, AG Frankfurt am Main</w:t>
+        <w:t>Henrik Brendelmann</w:t>
       </w:r>
     </w:p>
     <w:p>
+      <w:pPr>
+        <w:spacing w:after="40"/>
+      </w:pPr>
       <w:r>
-        <w:rPr>
-          <w:rFonts w:ascii="Calibri" w:hAnsi="Calibri"/>
-          <w:b/>
-          <w:color w:val="28251D"/>
-          <w:sz w:val="22"/>
-        </w:rPr>
-        <w:t xml:space="preserve">Darlehensnehmerin: </w:t>
+        <w:t>Geschäftsführer Northstar Management GmbH</w:t>
       </w:r>
+    </w:p>
+    <w:p>
+      <w:pPr>
+        <w:spacing w:after="40"/>
+      </w:pPr>
       <w:r>
-        <w:rPr>
-          <w:rFonts w:ascii="Calibri" w:hAnsi="Calibri"/>
-          <w:color w:val="28251D"/>
-          <w:sz w:val="22"/>
-        </w:rPr>
-        <w:t>Sonnenglas Solartechnologie UG (haftungsbeschraenkt), HRB 123456 B, AG Charlottenburg</w:t>
+        <w:t>für: Northstar Pre-Seed Partners GmbH &amp; Co. KG</w:t>
       </w:r>
     </w:p>
     <w:p/>
-    <w:p>
-      <w:r>
-        <w:rPr>
-          <w:rFonts w:ascii="Calibri" w:hAnsi="Calibri"/>
-          <w:b/>
-          <w:color w:val="1B474D"/>
-          <w:sz w:val="24"/>
-        </w:rPr>
-        <w:t>II. Erklaerung</w:t>
-      </w:r>
-    </w:p>
-    <w:p>
-      <w:r>
-        <w:rPr>
-          <w:rFonts w:ascii="Calibri" w:hAnsi="Calibri"/>
-          <w:b w:val="0"/>
-          <w:i w:val="0"/>
-          <w:color w:val="28251D"/>
-          <w:sz w:val="22"/>
-        </w:rPr>
-        <w:t>Die Darlehensgeberin erklaert hiermit gegenueber der Darlehensnehmerin die Ausuebung des Wandlungsrechts gemaess SS 8 des Wandeldarlehensvertrags vom 01.07.2024.</w:t>
-      </w:r>
-    </w:p>
-    <w:p/>
-    <w:p>
-      <w:r>
-        <w:rPr>
-          <w:rFonts w:ascii="Calibri" w:hAnsi="Calibri"/>
-          <w:b w:val="0"/>
-          <w:i w:val="0"/>
-          <w:color w:val="28251D"/>
-          <w:sz w:val="22"/>
-        </w:rPr>
-        <w:t>Das Wandlungsereignis gemaess SS 8 Abs. 1 lit. (a) des Vertrags ist eingetreten: Die Gesellschaft hat mit Datum 01.07.2026 eine qualifizierte Finanzierungsrunde (Qualified Financing Event) abgeschlossen. Pre-Money-Bewertung: EUR 6000000. Investitionsvolumen: EUR 1000000.</w:t>
-      </w:r>
-    </w:p>
-    <w:p/>
-    <w:p>
-      <w:r>
-        <w:rPr>
-          <w:rFonts w:ascii="Calibri" w:hAnsi="Calibri"/>
-          <w:b/>
-          <w:color w:val="1B474D"/>
-          <w:sz w:val="24"/>
-        </w:rPr>
-        <w:t>III. Wandlungsparameter</w:t>
-      </w:r>
-    </w:p>
-    <w:p>
-      <w:r>
-        <w:rPr>
-          <w:rFonts w:ascii="Calibri" w:hAnsi="Calibri"/>
-          <w:b/>
-          <w:color w:val="28251D"/>
-          <w:sz w:val="22"/>
-        </w:rPr>
-        <w:t xml:space="preserve">Darlehensbetrag: </w:t>
-      </w:r>
-      <w:r>
-        <w:rPr>
-          <w:rFonts w:ascii="Calibri" w:hAnsi="Calibri"/>
-          <w:color w:val="28251D"/>
-          <w:sz w:val="22"/>
-        </w:rPr>
-        <w:t>EUR 250000</w:t>
-      </w:r>
-    </w:p>
-    <w:p>
-      <w:r>
-        <w:rPr>
-          <w:rFonts w:ascii="Calibri" w:hAnsi="Calibri"/>
-          <w:b/>
-          <w:color w:val="28251D"/>
-          <w:sz w:val="22"/>
-        </w:rPr>
-        <w:t xml:space="preserve">Aufgelaufene Zinsen (730 Tage, 5 Prozent p.a., act/360): </w:t>
-      </w:r>
-      <w:r>
-        <w:rPr>
-          <w:rFonts w:ascii="Calibri" w:hAnsi="Calibri"/>
-          <w:color w:val="28251D"/>
-          <w:sz w:val="22"/>
-        </w:rPr>
-        <w:t>EUR 25694</w:t>
-      </w:r>
-    </w:p>
-    <w:p>
-      <w:r>
-        <w:rPr>
-          <w:rFonts w:ascii="Calibri" w:hAnsi="Calibri"/>
-          <w:b/>
-          <w:color w:val="28251D"/>
-          <w:sz w:val="22"/>
-        </w:rPr>
-        <w:t xml:space="preserve">Wandlungssumme gesamt: </w:t>
-      </w:r>
-      <w:r>
-        <w:rPr>
-          <w:rFonts w:ascii="Calibri" w:hAnsi="Calibri"/>
-          <w:color w:val="28251D"/>
-          <w:sz w:val="22"/>
-        </w:rPr>
-        <w:t>EUR 275694</w:t>
-      </w:r>
-    </w:p>
-    <w:p>
-      <w:r>
-        <w:rPr>
-          <w:rFonts w:ascii="Calibri" w:hAnsi="Calibri"/>
-          <w:b/>
-          <w:color w:val="28251D"/>
-          <w:sz w:val="22"/>
-        </w:rPr>
-        <w:t xml:space="preserve">Wandlungspreis je Anteil (Cap-getriggert): </w:t>
-      </w:r>
-      <w:r>
-        <w:rPr>
-          <w:rFonts w:ascii="Calibri" w:hAnsi="Calibri"/>
-          <w:color w:val="28251D"/>
-          <w:sz w:val="22"/>
-        </w:rPr>
-        <w:t>EUR 40000 (Cap EUR 4000000 / 100 Anteile)</w:t>
-      </w:r>
-    </w:p>
-    <w:p>
-      <w:r>
-        <w:rPr>
-          <w:rFonts w:ascii="Calibri" w:hAnsi="Calibri"/>
-          <w:b/>
-          <w:color w:val="28251D"/>
-          <w:sz w:val="22"/>
-        </w:rPr>
-        <w:t xml:space="preserve">Neue Geschaeftsanteile (275694 / 40000 = 6,89 aufgerundet): </w:t>
-      </w:r>
-      <w:r>
-        <w:rPr>
-          <w:rFonts w:ascii="Calibri" w:hAnsi="Calibri"/>
-          <w:color w:val="28251D"/>
-          <w:sz w:val="22"/>
-        </w:rPr>
-        <w:t>7 Anteile</w:t>
-      </w:r>
-    </w:p>
-    <w:p>
-      <w:r>
-        <w:rPr>
-          <w:rFonts w:ascii="Calibri" w:hAnsi="Calibri"/>
-          <w:b/>
-          <w:color w:val="28251D"/>
-          <w:sz w:val="22"/>
-        </w:rPr>
-        <w:t xml:space="preserve">Nennbetrag je neuer Anteil: </w:t>
-      </w:r>
-      <w:r>
-        <w:rPr>
-          <w:rFonts w:ascii="Calibri" w:hAnsi="Calibri"/>
-          <w:color w:val="28251D"/>
-          <w:sz w:val="22"/>
-        </w:rPr>
-        <w:t>EUR 1,00</w:t>
-      </w:r>
-    </w:p>
-    <w:p>
-      <w:r>
-        <w:rPr>
-          <w:rFonts w:ascii="Calibri" w:hAnsi="Calibri"/>
-          <w:b/>
-          <w:color w:val="28251D"/>
-          <w:sz w:val="22"/>
-        </w:rPr>
-        <w:t xml:space="preserve">Gesamtnennbetrag neue Anteile: </w:t>
-      </w:r>
-      <w:r>
-        <w:rPr>
-          <w:rFonts w:ascii="Calibri" w:hAnsi="Calibri"/>
-          <w:color w:val="28251D"/>
-          <w:sz w:val="22"/>
-        </w:rPr>
-        <w:t>EUR 7,00</w:t>
-      </w:r>
-    </w:p>
-    <w:p/>
-    <w:p>
-      <w:r>
-        <w:rPr>
-          <w:rFonts w:ascii="Calibri" w:hAnsi="Calibri"/>
-          <w:b/>
-          <w:color w:val="1B474D"/>
-          <w:sz w:val="24"/>
-        </w:rPr>
-        <w:t>IV. Aufforderung zur Kapitalerhoehung</w:t>
-      </w:r>
-    </w:p>
-    <w:p>
-      <w:r>
-        <w:rPr>
-          <w:rFonts w:ascii="Calibri" w:hAnsi="Calibri"/>
-          <w:b w:val="0"/>
-          <w:i w:val="0"/>
-          <w:color w:val="28251D"/>
-          <w:sz w:val="22"/>
-        </w:rPr>
-        <w:t>Die Darlehensgeberin fordert die Darlehensnehmerin auf, unverzueglich eine Gesellschafterversammlung einzuberufen und einen Beschluss ueber die Erhoehung des Stammkapitals um EUR 7,00 zu fassen sowie die notwendigen handelsregisterrechtlichen Massnahmen einzuleiten.</w:t>
-      </w:r>
-    </w:p>
-    <w:p/>
-    <w:p>
-      <w:r>
-        <w:rPr>
-          <w:rFonts w:ascii="Calibri" w:hAnsi="Calibri"/>
-          <w:b/>
-          <w:color w:val="1B474D"/>
-          <w:sz w:val="24"/>
-        </w:rPr>
-        <w:t>V. Rechtsfolge des Erloesch ens</w:t>
-      </w:r>
-    </w:p>
-    <w:p>
-      <w:r>
-        <w:rPr>
-          <w:rFonts w:ascii="Calibri" w:hAnsi="Calibri"/>
-          <w:b w:val="0"/>
-          <w:i w:val="0"/>
-          <w:color w:val="28251D"/>
-          <w:sz w:val="22"/>
-        </w:rPr>
-        <w:t>Mit Eintragung der Kapitalerhoehung in das Handelsregister erlischt der Rueckzahlungsanspruch aus dem Wandeldarlehensvertrag in Hoehe der Wandlungssumme (EUR 275694). Der Darlehensvertrag endet insoweit automatisch.</w:t>
-      </w:r>
-    </w:p>
-    <w:p/>
-    <w:p>
-      <w:pPr>
-        <w:spacing w:after="40"/>
-        <w:pBdr>
-          <w:bottom w:val="single" w:sz="6" w:space="1" w:color="D4D1CA"/>
-        </w:pBdr>
-      </w:pPr>
-    </w:p>
-    <w:p/>
-    <w:p>
-      <w:r>
-        <w:rPr>
-          <w:rFonts w:ascii="Calibri" w:hAnsi="Calibri"/>
-          <w:b/>
-          <w:color w:val="1B474D"/>
-          <w:sz w:val="24"/>
-        </w:rPr>
-        <w:t>VI. Unterschriften</w:t>
-      </w:r>
-    </w:p>
-    <w:p/>
-    <w:p>
-      <w:r>
-        <w:rPr>
-          <w:rFonts w:ascii="Calibri" w:hAnsi="Calibri"/>
-          <w:b w:val="0"/>
-          <w:i/>
-          <w:color w:val="7A7974"/>
-          <w:sz w:val="22"/>
-        </w:rPr>
-        <w:t>Ort, Datum: Berlin, _______________</w:t>
-      </w:r>
-    </w:p>
-    <w:p/>
-    <w:p>
-      <w:r>
-        <w:rPr>
-          <w:rFonts w:ascii="Calibri" w:hAnsi="Calibri"/>
-          <w:sz w:val="22"/>
-        </w:rPr>
-        <w:t>__________________________________________________</w:t>
-      </w:r>
-    </w:p>
-    <w:p>
-      <w:r>
-        <w:rPr>
-          <w:sz w:val="20"/>
-        </w:rPr>
-        <w:t>Northstar Pre-Seed Partners GmbH &amp; Co. KG (Darlehensgeberin)</w:t>
-      </w:r>
-    </w:p>
-    <w:p/>
-    <w:p>
-      <w:r>
-        <w:rPr>
-          <w:rFonts w:ascii="Calibri" w:hAnsi="Calibri"/>
-          <w:sz w:val="22"/>
-        </w:rPr>
-        <w:t>__________________________________________________</w:t>
-      </w:r>
-    </w:p>
-    <w:p>
-      <w:r>
-        <w:rPr>
-          <w:sz w:val="20"/>
-        </w:rPr>
-        <w:t>Sonnenglas Solartechnologie UG (haftungsbeschraenkt), vertr. durch Dr. Mira Schoeneck (GF)</w:t>
-      </w:r>
-    </w:p>
-    <w:p/>
-    <w:p>
-      <w:r>
-        <w:rPr>
-          <w:rFonts w:ascii="Calibri" w:hAnsi="Calibri"/>
-          <w:b w:val="0"/>
-          <w:i/>
-          <w:color w:val="7A7974"/>
-          <w:sz w:val="20"/>
-        </w:rPr>
-        <w:t>Hinweis: Diese Wandlungserklaerung ist gem. SS 126b BGB in Textform zu uebermitteln. Qualifizierte elektronische Signatur empfohlen.</w:t>
-      </w:r>
-    </w:p>
     <w:sectPr>
       <w:pgSz w:w="12240" w:h="15840"/>
-      <w:pgMar w:top="1417" w:right="1417" w:bottom="1417" w:left="1701" w:header="720" w:footer="720" w:gutter="0"/>
+      <w:pgMar w:top="1134" w:right="1134" w:bottom="1134" w:left="1134" w:header="720" w:footer="720" w:gutter="0"/>
       <w:cols w:space="720"/>
       <w:docGrid w:linePitch="360"/>
     </w:sectPr>
@@ -775,6 +765,10 @@
     <w:name w:val="Normal"/>
     <w:qFormat/>
     <w:rsid w:val="00FC693F"/>
+    <w:rPr>
+      <w:rFonts w:ascii="Calibri" w:hAnsi="Calibri"/>
+      <w:sz w:val="20"/>
+    </w:rPr>
   </w:style>
   <w:style w:type="paragraph" w:styleId="Header">
     <w:name w:val="header"/>
